--- a/docs/Paper IA2 - XAI SOC IoT SHAP y LIME.docx
+++ b/docs/Paper IA2 - XAI SOC IoT SHAP y LIME.docx
@@ -103,307 +103,7 @@
         <w:rPr>
           <w:lang w:val="es-PE"/>
         </w:rPr>
-        <w:t xml:space="preserve">Los Centros de Operaciones de Seguridad (SOC) reciben más alertas de las que pueden revisar, y los detectores basados en aprendizaje automático las emiten sin explicar qué características del tráfico las motivaron. Este estudio propone y evalúa un marco de </w:t>
-      </w:r>
-      <w:proofErr w:type="spellStart"/>
-      <w:r>
-        <w:rPr>
-          <w:lang w:val="es-PE"/>
-        </w:rPr>
-        <w:t>explicabilidad</w:t>
-      </w:r>
-      <w:proofErr w:type="spellEnd"/>
-      <w:r>
-        <w:rPr>
-          <w:lang w:val="es-PE"/>
-        </w:rPr>
-        <w:t xml:space="preserve"> que integra </w:t>
-      </w:r>
-      <w:proofErr w:type="spellStart"/>
-      <w:r>
-        <w:rPr>
-          <w:lang w:val="es-PE"/>
-        </w:rPr>
-        <w:t>TreeSHAP</w:t>
-      </w:r>
-      <w:proofErr w:type="spellEnd"/>
-      <w:r>
-        <w:rPr>
-          <w:lang w:val="es-PE"/>
-        </w:rPr>
-        <w:t xml:space="preserve"> y LIME a un detector Random Forest que clasifica ventanas de tráfico de </w:t>
-      </w:r>
-      <w:proofErr w:type="gramStart"/>
-      <w:r>
-        <w:rPr>
-          <w:lang w:val="es-PE"/>
-        </w:rPr>
-        <w:t>malware</w:t>
-      </w:r>
-      <w:proofErr w:type="gramEnd"/>
-      <w:r>
-        <w:rPr>
-          <w:lang w:val="es-PE"/>
-        </w:rPr>
-        <w:t xml:space="preserve"> </w:t>
-      </w:r>
-      <w:proofErr w:type="spellStart"/>
-      <w:r>
-        <w:rPr>
-          <w:lang w:val="es-PE"/>
-        </w:rPr>
-        <w:t>IoT</w:t>
-      </w:r>
-      <w:proofErr w:type="spellEnd"/>
-      <w:r>
-        <w:rPr>
-          <w:lang w:val="es-PE"/>
-        </w:rPr>
-        <w:t xml:space="preserve"> por familia (Mirai, </w:t>
-      </w:r>
-      <w:proofErr w:type="spellStart"/>
-      <w:r>
-        <w:rPr>
-          <w:lang w:val="es-PE"/>
-        </w:rPr>
-        <w:t>DarkNexus</w:t>
-      </w:r>
-      <w:proofErr w:type="spellEnd"/>
-      <w:r>
-        <w:rPr>
-          <w:lang w:val="es-PE"/>
-        </w:rPr>
-        <w:t xml:space="preserve"> y </w:t>
-      </w:r>
-      <w:proofErr w:type="spellStart"/>
-      <w:r>
-        <w:rPr>
-          <w:lang w:val="es-PE"/>
-        </w:rPr>
-        <w:t>Gafgyt</w:t>
-      </w:r>
-      <w:proofErr w:type="spellEnd"/>
-      <w:r>
-        <w:rPr>
-          <w:lang w:val="es-PE"/>
-        </w:rPr>
-        <w:t xml:space="preserve">), con datos del </w:t>
-      </w:r>
-      <w:proofErr w:type="spellStart"/>
-      <w:r>
-        <w:rPr>
-          <w:lang w:val="es-PE"/>
-        </w:rPr>
-        <w:t>dataset</w:t>
-      </w:r>
-      <w:proofErr w:type="spellEnd"/>
-      <w:r>
-        <w:rPr>
-          <w:lang w:val="es-PE"/>
-        </w:rPr>
-        <w:t xml:space="preserve"> internacional CIC-YNU-</w:t>
-      </w:r>
-      <w:proofErr w:type="spellStart"/>
-      <w:r>
-        <w:rPr>
-          <w:lang w:val="es-PE"/>
-        </w:rPr>
-        <w:t>IoTMal</w:t>
-      </w:r>
-      <w:proofErr w:type="spellEnd"/>
-      <w:r>
-        <w:rPr>
-          <w:lang w:val="es-PE"/>
-        </w:rPr>
-        <w:t xml:space="preserve"> 2026. Con un diseño </w:t>
-      </w:r>
-      <w:proofErr w:type="spellStart"/>
-      <w:proofErr w:type="gramStart"/>
-      <w:r>
-        <w:rPr>
-          <w:lang w:val="es-PE"/>
-        </w:rPr>
-        <w:t>cuasi-experimental</w:t>
-      </w:r>
-      <w:proofErr w:type="spellEnd"/>
-      <w:proofErr w:type="gramEnd"/>
-      <w:r>
-        <w:rPr>
-          <w:lang w:val="es-PE"/>
-        </w:rPr>
-        <w:t xml:space="preserve"> de medidas repetidas, cada una de 390 alertas se explicó bajo tres condiciones: la importancia global del modelo (línea base), </w:t>
-      </w:r>
-      <w:proofErr w:type="spellStart"/>
-      <w:r>
-        <w:rPr>
-          <w:lang w:val="es-PE"/>
-        </w:rPr>
-        <w:t>TreeSHAP</w:t>
-      </w:r>
-      <w:proofErr w:type="spellEnd"/>
-      <w:r>
-        <w:rPr>
-          <w:lang w:val="es-PE"/>
-        </w:rPr>
-        <w:t xml:space="preserve"> y LIME. La interpretabilidad se midió por la fidelidad (caída de probabilidad e inversión de la decisión al neutralizar las cinco características principales), la estabilidad (índice de Jaccard entre ejecuciones y ante perturbaciones) y la parsimonia (concentración de la atribución), y las hipótesis se contrastaron con pruebas de Friedman, Q de Cochran y Wilcoxon con corrección de Holm. El detector alcanzó una exactitud de 0,886 y un F1 macro de 0,553, limitado por las familias minoritarias. </w:t>
-      </w:r>
-      <w:proofErr w:type="spellStart"/>
-      <w:r>
-        <w:rPr>
-          <w:lang w:val="es-PE"/>
-        </w:rPr>
-        <w:t>TreeSHAP</w:t>
-      </w:r>
-      <w:proofErr w:type="spellEnd"/>
-      <w:r>
-        <w:rPr>
-          <w:lang w:val="es-PE"/>
-        </w:rPr>
-        <w:t xml:space="preserve"> produjo las explicaciones más concisas (mediana de NC80 = 7 frente a 9 de la línea base; </w:t>
-      </w:r>
-      <m:oMath>
-        <m:r>
-          <w:rPr>
-            <w:rFonts w:ascii="Cambria Math" w:hAnsi="Cambria Math"/>
-          </w:rPr>
-          <m:t>r</m:t>
-        </m:r>
-        <m:r>
-          <m:rPr>
-            <m:sty m:val="p"/>
-          </m:rPr>
-          <w:rPr>
-            <w:rFonts w:ascii="Cambria Math" w:hAnsi="Cambria Math"/>
-            <w:lang w:val="es-PE"/>
-          </w:rPr>
-          <m:t>=-</m:t>
-        </m:r>
-        <m:r>
-          <w:rPr>
-            <w:rFonts w:ascii="Cambria Math" w:hAnsi="Cambria Math"/>
-            <w:lang w:val="es-PE"/>
-          </w:rPr>
-          <m:t>0</m:t>
-        </m:r>
-        <m:r>
-          <m:rPr>
-            <m:sty m:val="p"/>
-          </m:rPr>
-          <w:rPr>
-            <w:rFonts w:ascii="Cambria Math" w:hAnsi="Cambria Math"/>
-            <w:lang w:val="es-PE"/>
-          </w:rPr>
-          <m:t>,</m:t>
-        </m:r>
-        <m:r>
-          <w:rPr>
-            <w:rFonts w:ascii="Cambria Math" w:hAnsi="Cambria Math"/>
-            <w:lang w:val="es-PE"/>
-          </w:rPr>
-          <m:t>70</m:t>
-        </m:r>
-      </m:oMath>
-      <w:r>
-        <w:rPr>
-          <w:lang w:val="es-PE"/>
-        </w:rPr>
-        <w:t xml:space="preserve">) y LIME las menos concisas (NC80 = 12). Ningún método superó a la línea base en fidelidad (TID@k de 41,0 %, 41,8 % y 41,3 %; </w:t>
-      </w:r>
-      <m:oMath>
-        <m:r>
-          <w:rPr>
-            <w:rFonts w:ascii="Cambria Math" w:hAnsi="Cambria Math"/>
-          </w:rPr>
-          <m:t>Q</m:t>
-        </m:r>
-        <m:r>
-          <m:rPr>
-            <m:sty m:val="p"/>
-          </m:rPr>
-          <w:rPr>
-            <w:rFonts w:ascii="Cambria Math" w:hAnsi="Cambria Math"/>
-            <w:lang w:val="es-PE"/>
-          </w:rPr>
-          <m:t>=</m:t>
-        </m:r>
-        <m:r>
-          <w:rPr>
-            <w:rFonts w:ascii="Cambria Math" w:hAnsi="Cambria Math"/>
-            <w:lang w:val="es-PE"/>
-          </w:rPr>
-          <m:t>3</m:t>
-        </m:r>
-        <m:r>
-          <m:rPr>
-            <m:sty m:val="p"/>
-          </m:rPr>
-          <w:rPr>
-            <w:rFonts w:ascii="Cambria Math" w:hAnsi="Cambria Math"/>
-            <w:lang w:val="es-PE"/>
-          </w:rPr>
-          <m:t>,</m:t>
-        </m:r>
-        <m:r>
-          <w:rPr>
-            <w:rFonts w:ascii="Cambria Math" w:hAnsi="Cambria Math"/>
-            <w:lang w:val="es-PE"/>
-          </w:rPr>
-          <m:t>5</m:t>
-        </m:r>
-      </m:oMath>
-      <w:r>
-        <w:rPr>
-          <w:lang w:val="es-PE"/>
-        </w:rPr>
-        <w:t xml:space="preserve">, </w:t>
-      </w:r>
-      <m:oMath>
-        <m:r>
-          <w:rPr>
-            <w:rFonts w:ascii="Cambria Math" w:hAnsi="Cambria Math"/>
-          </w:rPr>
-          <m:t>p</m:t>
-        </m:r>
-        <m:r>
-          <m:rPr>
-            <m:sty m:val="p"/>
-          </m:rPr>
-          <w:rPr>
-            <w:rFonts w:ascii="Cambria Math" w:hAnsi="Cambria Math"/>
-            <w:lang w:val="es-PE"/>
-          </w:rPr>
-          <m:t>=</m:t>
-        </m:r>
-        <m:r>
-          <w:rPr>
-            <w:rFonts w:ascii="Cambria Math" w:hAnsi="Cambria Math"/>
-            <w:lang w:val="es-PE"/>
-          </w:rPr>
-          <m:t>0</m:t>
-        </m:r>
-        <m:r>
-          <m:rPr>
-            <m:sty m:val="p"/>
-          </m:rPr>
-          <w:rPr>
-            <w:rFonts w:ascii="Cambria Math" w:hAnsi="Cambria Math"/>
-            <w:lang w:val="es-PE"/>
-          </w:rPr>
-          <m:t>,</m:t>
-        </m:r>
-        <m:r>
-          <w:rPr>
-            <w:rFonts w:ascii="Cambria Math" w:hAnsi="Cambria Math"/>
-            <w:lang w:val="es-PE"/>
-          </w:rPr>
-          <m:t>174</m:t>
-        </m:r>
-      </m:oMath>
-      <w:r>
-        <w:rPr>
-          <w:lang w:val="es-PE"/>
-        </w:rPr>
-        <w:t>), y ninguno alcanzó la estabilidad de 0,80 (RP de 0,67 en TreeSHAP; EE de 0,50 y RP de 0,43 en LIME). Se acepta parcialmente H.E.3 (solo TreeSHAP) y no se aceptan H.E.1 ni H.E.2. Los resultados aportan evidencia cuantitativa y reproducible para elegir el método de explicación de alertas en un SOC.</w:t>
+        <w:t>Los Centros de Operaciones de Seguridad (SOC) reciben más alertas de las que pueden revisar, y los detectores basados en aprendizaje automático las emiten sin explicar qué características del tráfico las motivaron. Este estudio propone y evalúa un marco de explicabilidad que integra TreeSHAP y LIME a un detector Random Forest que clasifica ventanas de tráfico de malware IoT por familia (Mirai, DarkNexus y Gafgyt), con datos del dataset internacional CIC-YNU-IoTMal 2026. Con un diseño cuasi-experimental de medidas repetidas, 390 alertas se explicaron bajo tres condiciones: la importancia global del modelo (línea base), TreeSHAP y LIME. La interpretabilidad se midió por la fidelidad, la estabilidad y la parsimonia de las explicaciones, y las hipótesis se contrastaron con las pruebas de Friedman, Q de Cochran y Wilcoxon con corrección de Holm. El detector alcanzó una exactitud de 0,886 y un F1 macro de 0,553. TreeSHAP produjo las explicaciones más concisas (mediana de 7 características para el 80 % de la atribución, frente a 9 de la línea base) y LIME las menos concisas (12). Ningún método superó a la línea base en fidelidad (inversión de la decisión cercana al 41 % en las tres condiciones) ni alcanzó una estabilidad de 0,80. Se acepta parcialmente la hipótesis de parsimonia (solo TreeSHAP) y no se aceptan las de fidelidad y estabilidad. Los resultados aportan evidencia cuantitativa y reproducible para elegir el método de explicación de alertas en un SOC.</w:t>
       </w:r>
     </w:p>
     <w:p>
@@ -1047,7 +747,7 @@
         <w:rPr>
           <w:lang w:val="es-PE"/>
         </w:rPr>
-        <w:t xml:space="preserve"> en UNSW-NB15 con métricas de fidelidad y estabilidad basadas en el índice de Jaccard, y señalaron el alto costo computacional de KernelSHAP por instancia. Munilla y Khammas (2026) evaluaron KernelSHAP y LIME en detectores </w:t>
+        <w:t xml:space="preserve"> en UNSW-NB15 con métricas de concordancia (índice de Jaccard entre los conjuntos top-k de ambos métodos), fidelidad y estabilidad, y señalaron que KernelSHAP requería más de 8 s por instancia. Munilla y Khammas (2026) evaluaron KernelSHAP y LIME en detectores </w:t>
       </w:r>
       <w:proofErr w:type="spellStart"/>
       <w:r>
@@ -1801,35 +1501,31 @@
               <w:rPr>
                 <w:sz w:val="20"/>
               </w:rPr>
-              <w:t>Fidelidad</w:t>
+              <w:t>Concordancia (Jaccard), fidelidad, estabilidad, tiempo</w:t>
             </w:r>
             <w:proofErr w:type="spellEnd"/>
             <w:r>
               <w:rPr>
                 <w:sz w:val="20"/>
               </w:rPr>
-              <w:t xml:space="preserve">, </w:t>
             </w:r>
             <w:proofErr w:type="spellStart"/>
             <w:r>
               <w:rPr>
                 <w:sz w:val="20"/>
               </w:rPr>
-              <w:t>estabilidad</w:t>
             </w:r>
             <w:proofErr w:type="spellEnd"/>
             <w:r>
               <w:rPr>
                 <w:sz w:val="20"/>
               </w:rPr>
-              <w:t xml:space="preserve"> (Jaccard), </w:t>
             </w:r>
             <w:proofErr w:type="spellStart"/>
             <w:r>
               <w:rPr>
                 <w:sz w:val="20"/>
               </w:rPr>
-              <w:t>tiempo</w:t>
             </w:r>
             <w:proofErr w:type="spellEnd"/>
           </w:p>
@@ -3543,7 +3239,7 @@
         <w:rPr>
           <w:lang w:val="es-PE"/>
         </w:rPr>
-        <w:t xml:space="preserve">Sobre los datos crudos se aplicaron cinco pasos: (a) verificación de integridad los archivos descargados; (b) normalización de las etiquetas de familia y selección de Mirai, </w:t>
+        <w:t xml:space="preserve">Sobre los datos crudos se aplicaron cinco pasos: (a) verificación de integridad de los archivos descargados; (b) normalización de las etiquetas de familia y selección de Mirai, </w:t>
       </w:r>
       <w:proofErr w:type="spellStart"/>
       <w:r>
@@ -16335,7 +16031,7 @@
         <w:rPr>
           <w:lang w:val="es-PE"/>
         </w:rPr>
-        <w:t>) se explica por su muestreo aleatorio de vecinos (Ribeiro et al., 2016), justifica medir la estabilidad con Jaccard (Hermosilla et al., 2025) y contrasta con la mayor estabilidad de ranking reportada por Munilla y Khammas (2026), quizá porque aquí 5 000 vecinos sobre 35 características discretizadas reordenan con facilidad los atributos de peso similar. Incluso TreeSHAP perdió parte de su top-5 ante perturbaciones de 0,01</w:t>
+        <w:t>) se explica por su muestreo aleatorio de vecinos (Ribeiro et al., 2016) y contrasta con la mayor estabilidad de ranking reportada por Munilla y Khammas (2026), quizá porque aquí 5 000 vecinos sobre 35 características discretizadas reordenan con facilidad los atributos de peso similar. La concordancia entre ambos métodos (Jaccard de 0,25) fue mucho menor que la reportada por Hermosilla et al. (2025) en UNSW-NB15 (0,65 a 0,82), lo que indica que no son intercambiables con este detector. Incluso TreeSHAP perdió parte de su top-5 ante perturbaciones de 0,01</w:t>
       </w:r>
       <w:r>
         <w:t>σ</w:t>
